--- a/astro-site/public/dl/restaurant-business-plan/restaurant-business-plan.docx
+++ b/astro-site/public/dl/restaurant-business-plan/restaurant-business-plan.docx
@@ -555,7 +555,7 @@
     </w:p>
     <w:p>
       <w:r>
-        <w:t>The site has to pass three tests: it is visible from the street, it is easy to reach by car, transit or on foot, and it sits near enough guests who match our target profile. Before we sign anything, we confirm with the city that zoning allows a restaurant with a bar at that address. We prefer a second-generation restaurant space, because the venting, grease management and plumbing are already in place, and we budget $90,000 for the build-out. Rent in the example is $7,000 a month, or 7.7% of sales, and it is base rent only. If the lease is triple net (NNN), we add property tax, building insurance and common-area charges to that line. We also negotiate renewal options and a cap on annual rent increases, and we ask whether the landlord expects a personal guarantee.</w:t>
+        <w:t>The site has to pass three tests: it is visible from the street, it is easy to reach by car, transit or on foot, and it sits near enough guests who match our target profile. Before we sign anything, we confirm with the city that zoning allows a restaurant with a bar at that address. We prefer a second-generation restaurant space, because the venting, grease management and plumbing are already in place, and we budget $90,000 for the build-out. Rent in the example is $7,000 a month, or 7.7% of sales, and we treat it as the total occupancy cost: base rent plus estimated triple net (NNN) charges for property tax, building insurance and common-area maintenance. If your lease quotes base rent only, add those charges to that line. We also negotiate renewal options and a cap on annual rent increases, and we ask whether the landlord expects a personal guarantee.</w:t>
       </w:r>
     </w:p>
     <w:p>
@@ -662,7 +662,7 @@
     </w:p>
     <w:p>
       <w:r>
-        <w:t>We hire in stages. Two months ahead of opening, the head chef and the floor lead join, to build the menu, set up suppliers and design the training. About a week ahead of the opening, the rest of the team arrives, so there is time for a full run of mock services. Between the third and sixth months we look at real sales and seat turns before adding hours. In years 2 and 3 the plan adds a payroll allowance for growth, so promotions and extra servers are budgeted instead of improvised. Employees are hired on a W-2 and paid through payroll, and we avoid treating regular staff as independent contractors.</w:t>
+        <w:t>We hire in stages. Two months ahead of opening, the head chef and a lead server join, to build the menu, set up suppliers and design the training. About a week ahead of the opening, the rest of the team arrives, so there is time for a full run of mock services. The model starts payroll on opening day, so these pre-opening wages are not a line of their own: they come out of the working capital reserve. Between the third and sixth months we look at real sales and seat turns before adding hours. In years 2 and 3 the plan adds a payroll allowance for growth, so promotions and extra servers are budgeted instead of improvised. Employees are hired on a W-2 and paid through payroll, and we avoid treating regular staff as independent contractors.</w:t>
       </w:r>
     </w:p>
     <w:p>
@@ -699,7 +699,7 @@
     </w:p>
     <w:p>
       <w:r>
-        <w:t>The three-year projection starts with year-1 revenue of $1,085,000, excluding sales tax, built from 125 covers a day at an average check of $28.00 over 310 opening days, which averages $3,500 per opening day. Year 2 assumes volume growth of 10% and reaches $1,193,500, and year 3 adds a further 6% and reaches $1,265,110. At 68 seats, the year-1 volume implies 1.8 seat turns a day. Net profit after income tax at an effective 25% is $85,240 in year 1, $134,419 in year 2 and $165,663 in year 3, a net margin of 7.9% in the first year.</w:t>
+        <w:t>The three-year projection starts with year-1 revenue of $1,085,000, excluding sales tax, built from 125 covers a day at an average check of $28.00 over 310 opening days, which averages $3,500 per opening day. Year 2 assumes volume growth of 10% and reaches $1,193,500, and year 3 adds a further 6% and reaches $1,265,110. At 68 seats, the year-1 volume implies 1.8 seat turns a day. Net profit after income tax at an effective 25% (a C corporation example; pass-through owners set it to 0 and pay tax on the profit personally) is $85,240 in year 1, $134,419 in year 2 and $165,663 in year 3, a net margin of 7.9% in the first year.</w:t>
       </w:r>
     </w:p>
     <w:p>
@@ -719,7 +719,7 @@
     </w:p>
     <w:p>
       <w:r>
-        <w:t>We fund the project with $130,000 of owner equity, or 25% of the cash needed, and a $399,000 loan, either a bank loan or an SBA 7(a) loan, at 10.0% nominal interest (not APR) over 10 years. The annual payment is $64,935, shown as an annual equivalent, because the lender sets the monthly schedule. Lenders usually expect an owner equity injection, so we show it up front. The workbook measures debt service coverage against this loan: year 1 is 2.50×, the lowest value over the term is 2.50×, the workbook warns below 1.15×, and a typical lender guideline is 1.25×. The plan is lender-ready, but approval is never guaranteed.</w:t>
+        <w:t>We fund the project with $130,000 of owner equity, or 25% of the cash needed, and a $399,000 loan, either a bank loan or an SBA 7(a) loan, at 10.0% nominal interest (not APR) over 10 years. The annual payment is $64,935, shown as an annual equivalent, because the lender sets the monthly schedule. Lenders usually expect an owner equity injection, so we show it up front. With an SBA 7(a), the SBA guarantee fee and the closing costs come on top: they change with the loan amount and each fiscal year, so we ask the lender for them and add them to the startup costs. The workbook measures debt service coverage against this loan: year 1 is 2.50×, the lowest value over the term is 2.50×, the workbook warns below 1.15×, and a typical lender guideline is 1.25×. The plan is lender-ready, but approval is never guaranteed.</w:t>
       </w:r>
     </w:p>
     <w:p>
@@ -746,7 +746,7 @@
     </w:p>
     <w:p>
       <w:r>
-        <w:t>The first step is to understand who regulates what. In the United States the federal government covers things like employer identification numbers, payroll taxes and food labeling rules, the state covers business registration, sales tax, health codes and alcohol, and the county or city covers zoning, building permits, local business licenses and inspections. Requirements vary from one place to the next, so we confirm each item with the local office. The U.S. Small Business Administration notes that you are automatically a sole proprietorship if you do business without registering as anything else, and that an LLC generally protects personal assets such as your house and savings from business liabilities. An LLC is registered with the state, usually through the Secretary of State, and an operating agreement is standard. We also apply for an Employer Identification Number from the IRS, which is free and is needed to hire employees and to pay sales and excise taxes. Talk to an accountant or an attorney about which structure fits you.</w:t>
+        <w:t>The first step is to understand who regulates what. In the United States the federal government covers things like employer identification numbers, payroll taxes and food labeling rules, the state covers business registration, sales tax, health codes and alcohol, and the county or city covers zoning, building permits, local business licenses and inspections. Requirements vary from one place to the next, so we confirm each item with the local office. The U.S. Small Business Administration notes that you are automatically a sole proprietorship if you do business without registering as anything else, and that an LLC generally protects personal assets such as your house and savings from business liabilities. An LLC is registered with the state, usually through the Secretary of State, and an operating agreement is standard. We also apply for an Employer Identification Number from the IRS, which is free and is needed to hire employees and to file federal employment and excise tax returns. Talk to an accountant or an attorney about which structure fits you.</w:t>
       </w:r>
     </w:p>
     <w:p>
@@ -766,7 +766,7 @@
     </w:p>
     <w:p>
       <w:r>
-        <w:t>The liquor license is the item most likely to set the opening date. Alcohol is licensed by the state, usually through an alcoholic beverage control agency or board, and most places also require local approval. Fees and rules vary enormously: according to WebstaurantStore, a license can cost very little in one county and hundreds of thousands of dollars in another, and in quota states, where the number of licenses is capped, new businesses often have to buy an existing license from a current holder, which can raise the cost sharply. The workbook budgets $15,000 for the license and permits as an example for a state without a quota, so replace that figure with your state's real cost. Expect months of processing, and plan for liquor liability insurance, responsible beverage service training for the staff where the state or the insurer expects it, and the required age signage.</w:t>
+        <w:t>The liquor license is the item most likely to set the opening date. Alcohol is licensed by the state, usually through an alcoholic beverage control agency or board, and most places also require local approval. Fees and rules vary enormously: according to WebstaurantStore, a license can cost very little in one county and hundreds of thousands of dollars in another, and in quota states, where the number of licenses is capped, new businesses often have to buy an existing license from a current holder, which can raise the cost sharply. The workbook budgets $15,000 for the license and permits as an example for a state without a quota, so replace that figure with your state's real cost. Expect months of processing (often 3-12 months), so we file the application right after signing the lease, and plan for liquor liability insurance, responsible beverage service training for the staff where the state or the insurer expects it, and the required age signage.</w:t>
       </w:r>
     </w:p>
     <w:p>
@@ -781,7 +781,7 @@
     </w:p>
     <w:p>
       <w:r>
-        <w:t>Allow roughly four to eight months from the first permit application to opening day, and expect the liquor license or the plan review to be the longest wait. Start the applications that depend on each other in order, and keep every approval in a binder at the restaurant. A note for readers in the United Kingdom: alcohol needs a premises licence for the venue and a personal licence for the designated premises supervisor under the Licensing Act 2003, the food business must be registered with the local council at least 28 days before trading, and the council will give a Food Hygiene Rating after inspection (Scotland uses the Food Hygiene Information Scheme). VAT at 20% applies to restaurant sales on the premises, and the 14 allergens must be declared.</w:t>
+        <w:t>Allow roughly four to eight months from the first permit application to opening day, and expect the liquor license or the plan review to be the longest wait. Start the applications that depend on each other in order, and keep every approval in a binder at the restaurant. A note for readers in the United Kingdom: alcohol needs a premises licence for the venue and a personal licence for the designated premises supervisor under the Licensing Act 2003 (England and Wales; Scotland and Northern Ireland have their own licensing laws), the food business must be registered with the local council at least 28 days before trading, and the council will give a Food Hygiene Rating from 0 to 5 after inspection (Scotland uses the Food Hygiene Information Scheme). VAT at 20% applies to restaurant sales on the premises, and the 14 allergens must be declared.</w:t>
       </w:r>
     </w:p>
     <w:p>
@@ -818,7 +818,7 @@
     </w:p>
     <w:p>
       <w:r>
-        <w:t>The roadmap follows the phases of the opening checklist included with this kit. Phase 1, Business Formation, covers the LLC, the EIN, tax registrations, the bank account and insurance. Phase 2, Location &amp; Permits, covers the site, the lease review, the zoning check and the start of plan review, building permits and the liquor license application. Phase 3, Build-Out &amp; Equipment, covers construction, the hood and fire suppression, the grease interceptor, the cooking line and the bar. Phase 4, Staff, covers hiring and training. Phase 5, Marketing &amp; Launch, covers the Google Business Profile, reservations, social media and the opening campaign. Phase 6, Obligations to Close Before Opening, covers final inspections, the certificate of occupancy, the health permit, the liquor license and posters. Phase 7, First 90 Days, covers a soft opening, feedback and adjustment.</w:t>
+        <w:t>The roadmap follows the phases of the opening checklist included with this kit. Phase 1, Business Formation, covers the LLC, the EIN, tax registrations, the bank account and the employer registration. Phase 2, Location &amp; Permits, covers the site and the lease, the liquor license application filed right after signing, the plans and building permits, the start of the health plan review and of the certificate of occupancy, and the utility accounts. Phase 3, Build-Out &amp; Equipment, covers construction, the hood and fire suppression, the kitchen and dining room equipment, the POS and the food safety plan. Phase 4, Staff, covers hiring, paperwork and training. Phase 5, Marketing &amp; Launch, covers the brand, the Google Business Profile, reservations, social media, the soft opening and the grand opening. Phase 6, Obligations to Close Before Opening, covers insurance, final inspections, the liquor license issued and posted, the required posters, privacy notices and sales tax set up in the POS. Phase 7, First 90 Days, covers the daily review of sales and food cost, menu and price adjustments, guest feedback and the first reviews.</w:t>
       </w:r>
     </w:p>
     <w:p>
